--- a/benchmark/outputs/gold/brochure_001_A.docx
+++ b/benchmark/outputs/gold/brochure_001_A.docx
@@ -10,7 +10,7 @@
         <w:tblInd w:w="0.0" w:type="dxa"/>
       </w:tblPr>
       <w:tblGrid>
-        <w:gridCol w:w="12240"/>
+        <w:gridCol w:w="9360"/>
       </w:tblGrid>
       <w:tr>
         <w:trPr>
@@ -37,7 +37,7 @@
             </w:pPr>
             <w:r>
               <w:rPr>
-                <w:rFonts w:ascii="Helvetica" w:hAnsi="Helvetica" w:eastAsia="Helvetica"/>
+                <w:rFonts w:ascii="Arial" w:hAnsi="Arial" w:eastAsia="Helvetica"/>
                 <w:b/>
                 <w:i w:val="0"/>
                 <w:color w:val="FFFFFF"/>
@@ -108,7 +108,7 @@
         <w:tblInd w:w="480.0" w:type="dxa"/>
       </w:tblPr>
       <w:tblGrid>
-        <w:gridCol w:w="12240"/>
+        <w:gridCol w:w="9360"/>
       </w:tblGrid>
       <w:tr>
         <w:trPr>
@@ -135,7 +135,7 @@
             </w:pPr>
             <w:r>
               <w:rPr>
-                <w:rFonts w:ascii="Helvetica" w:hAnsi="Helvetica" w:eastAsia="Helvetica"/>
+                <w:rFonts w:ascii="Arial" w:hAnsi="Arial" w:eastAsia="Helvetica"/>
                 <w:b w:val="0"/>
                 <w:i/>
                 <w:color w:val="D8EDE5"/>
@@ -153,12 +153,12 @@
         <w:autoSpaceDE w:val="0"/>
         <w:widowControl/>
         <w:spacing w:line="260" w:lineRule="exact" w:before="1066" w:after="0"/>
-        <w:ind w:left="6624" w:right="4752" w:firstLine="0"/>
+        <w:ind w:firstLine="0"/>
         <w:jc w:val="center"/>
       </w:pPr>
       <w:r>
         <w:rPr>
-          <w:rFonts w:ascii="Helvetica" w:hAnsi="Helvetica" w:eastAsia="Helvetica"/>
+          <w:rFonts w:ascii="Arial" w:hAnsi="Arial" w:eastAsia="Helvetica"/>
           <w:b w:val="0"/>
           <w:i w:val="0"/>
           <w:color w:val="66666B"/>
@@ -171,7 +171,7 @@
       </w:r>
       <w:r>
         <w:rPr>
-          <w:rFonts w:ascii="Helvetica" w:hAnsi="Helvetica" w:eastAsia="Helvetica"/>
+          <w:rFonts w:ascii="Arial" w:hAnsi="Arial" w:eastAsia="Helvetica"/>
           <w:b w:val="0"/>
           <w:i w:val="0"/>
           <w:color w:val="66666B"/>
@@ -184,7 +184,7 @@
       </w:r>
       <w:r>
         <w:rPr>
-          <w:rFonts w:ascii="Helvetica" w:hAnsi="Helvetica" w:eastAsia="Helvetica"/>
+          <w:rFonts w:ascii="Arial" w:hAnsi="Arial" w:eastAsia="Helvetica"/>
           <w:b w:val="0"/>
           <w:i w:val="0"/>
           <w:color w:val="66666B"/>
@@ -204,7 +204,7 @@
       </w:pPr>
       <w:r>
         <w:rPr>
-          <w:rFonts w:ascii="Helvetica" w:hAnsi="Helvetica" w:eastAsia="Helvetica"/>
+          <w:rFonts w:ascii="Arial" w:hAnsi="Arial" w:eastAsia="Helvetica"/>
           <w:b/>
           <w:i w:val="0"/>
           <w:color w:val="266B5B"/>
@@ -217,7 +217,7 @@
       </w:r>
       <w:r>
         <w:rPr>
-          <w:rFonts w:ascii="Helvetica" w:hAnsi="Helvetica" w:eastAsia="Helvetica"/>
+          <w:rFonts w:ascii="Arial" w:hAnsi="Arial" w:eastAsia="Helvetica"/>
           <w:b w:val="0"/>
           <w:i w:val="0"/>
           <w:color w:val="1E1E23"/>
@@ -227,7 +227,7 @@
       </w:r>
       <w:r>
         <w:rPr>
-          <w:rFonts w:ascii="Helvetica" w:hAnsi="Helvetica" w:eastAsia="Helvetica"/>
+          <w:rFonts w:ascii="Arial" w:hAnsi="Arial" w:eastAsia="Helvetica"/>
           <w:b w:val="0"/>
           <w:i w:val="0"/>
           <w:color w:val="1E1E23"/>
@@ -247,7 +247,7 @@
       </w:pPr>
       <w:r>
         <w:rPr>
-          <w:rFonts w:ascii="Helvetica" w:hAnsi="Helvetica" w:eastAsia="Helvetica"/>
+          <w:rFonts w:ascii="Arial" w:hAnsi="Arial" w:eastAsia="Helvetica"/>
           <w:b/>
           <w:i w:val="0"/>
           <w:color w:val="266B5B"/>
@@ -260,7 +260,7 @@
       </w:r>
       <w:r>
         <w:rPr>
-          <w:rFonts w:ascii="Helvetica" w:hAnsi="Helvetica" w:eastAsia="Helvetica"/>
+          <w:rFonts w:ascii="Arial" w:hAnsi="Arial" w:eastAsia="Helvetica"/>
           <w:b w:val="0"/>
           <w:i w:val="0"/>
           <w:color w:val="1E1E23"/>
@@ -270,7 +270,7 @@
       </w:r>
       <w:r>
         <w:rPr>
-          <w:rFonts w:ascii="Helvetica" w:hAnsi="Helvetica" w:eastAsia="Helvetica"/>
+          <w:rFonts w:ascii="Arial" w:hAnsi="Arial" w:eastAsia="Helvetica"/>
           <w:b w:val="0"/>
           <w:i w:val="0"/>
           <w:color w:val="1E1E23"/>
@@ -280,7 +280,7 @@
       </w:r>
       <w:r>
         <w:rPr>
-          <w:rFonts w:ascii="Helvetica" w:hAnsi="Helvetica" w:eastAsia="Helvetica"/>
+          <w:rFonts w:ascii="Arial" w:hAnsi="Arial" w:eastAsia="Helvetica"/>
           <w:b w:val="0"/>
           <w:i w:val="0"/>
           <w:color w:val="1E1E23"/>
@@ -300,7 +300,7 @@
       </w:pPr>
       <w:r>
         <w:rPr>
-          <w:rFonts w:ascii="Helvetica" w:hAnsi="Helvetica" w:eastAsia="Helvetica"/>
+          <w:rFonts w:ascii="Arial" w:hAnsi="Arial" w:eastAsia="Helvetica"/>
           <w:b/>
           <w:i w:val="0"/>
           <w:color w:val="266B5B"/>
@@ -313,7 +313,7 @@
       </w:r>
       <w:r>
         <w:rPr>
-          <w:rFonts w:ascii="Helvetica" w:hAnsi="Helvetica" w:eastAsia="Helvetica"/>
+          <w:rFonts w:ascii="Arial" w:hAnsi="Arial" w:eastAsia="Helvetica"/>
           <w:b w:val="0"/>
           <w:i w:val="0"/>
           <w:color w:val="1E1E23"/>
@@ -323,7 +323,7 @@
       </w:r>
       <w:r>
         <w:rPr>
-          <w:rFonts w:ascii="Helvetica" w:hAnsi="Helvetica" w:eastAsia="Helvetica"/>
+          <w:rFonts w:ascii="Arial" w:hAnsi="Arial" w:eastAsia="Helvetica"/>
           <w:b w:val="0"/>
           <w:i w:val="0"/>
           <w:color w:val="1E1E23"/>
@@ -343,7 +343,7 @@
       </w:pPr>
       <w:r>
         <w:rPr>
-          <w:rFonts w:ascii="Helvetica" w:hAnsi="Helvetica" w:eastAsia="Helvetica"/>
+          <w:rFonts w:ascii="Arial" w:hAnsi="Arial" w:eastAsia="Helvetica"/>
           <w:b/>
           <w:i w:val="0"/>
           <w:color w:val="266B5B"/>
@@ -356,7 +356,7 @@
       </w:r>
       <w:r>
         <w:rPr>
-          <w:rFonts w:ascii="Helvetica" w:hAnsi="Helvetica" w:eastAsia="Helvetica"/>
+          <w:rFonts w:ascii="Arial" w:hAnsi="Arial" w:eastAsia="Helvetica"/>
           <w:b w:val="0"/>
           <w:i w:val="0"/>
           <w:color w:val="1E1E23"/>
@@ -380,7 +380,7 @@
       </w:pPr>
       <w:r>
         <w:rPr>
-          <w:rFonts w:ascii="Helvetica" w:hAnsi="Helvetica" w:eastAsia="Helvetica"/>
+          <w:rFonts w:ascii="Arial" w:hAnsi="Arial" w:eastAsia="Helvetica"/>
           <w:b w:val="0"/>
           <w:i w:val="0"/>
           <w:color w:val="1E1E23"/>
@@ -390,7 +390,7 @@
       </w:r>
       <w:r>
         <w:rPr>
-          <w:rFonts w:ascii="Helvetica" w:hAnsi="Helvetica" w:eastAsia="Helvetica"/>
+          <w:rFonts w:ascii="Arial" w:hAnsi="Arial" w:eastAsia="Helvetica"/>
           <w:b w:val="0"/>
           <w:i w:val="0"/>
           <w:color w:val="1E1E23"/>
@@ -414,7 +414,7 @@
       </w:pPr>
       <w:r>
         <w:rPr>
-          <w:rFonts w:ascii="Helvetica" w:hAnsi="Helvetica" w:eastAsia="Helvetica"/>
+          <w:rFonts w:ascii="Arial" w:hAnsi="Arial" w:eastAsia="Helvetica"/>
           <w:b w:val="0"/>
           <w:i w:val="0"/>
           <w:color w:val="1E1E23"/>
@@ -431,7 +431,7 @@
         <w:tblInd w:w="0.0" w:type="dxa"/>
       </w:tblPr>
       <w:tblGrid>
-        <w:gridCol w:w="12240"/>
+        <w:gridCol w:w="9360"/>
       </w:tblGrid>
       <w:tr>
         <w:trPr>
@@ -458,7 +458,7 @@
             </w:pPr>
             <w:r>
               <w:rPr>
-                <w:rFonts w:ascii="Helvetica" w:hAnsi="Helvetica" w:eastAsia="Helvetica"/>
+                <w:rFonts w:ascii="Arial" w:hAnsi="Arial" w:eastAsia="Helvetica"/>
                 <w:b/>
                 <w:i w:val="0"/>
                 <w:color w:val="1E1E23"/>
@@ -487,7 +487,7 @@
         <w:tblInd w:w="480.0" w:type="dxa"/>
       </w:tblPr>
       <w:tblGrid>
-        <w:gridCol w:w="12240"/>
+        <w:gridCol w:w="9360"/>
       </w:tblGrid>
       <w:tr>
         <w:trPr>
@@ -514,7 +514,7 @@
             </w:pPr>
             <w:r>
               <w:rPr>
-                <w:rFonts w:ascii="Helvetica" w:hAnsi="Helvetica" w:eastAsia="Helvetica"/>
+                <w:rFonts w:ascii="Arial" w:hAnsi="Arial" w:eastAsia="Helvetica"/>
                 <w:b w:val="0"/>
                 <w:i w:val="0"/>
                 <w:color w:val="72727A"/>
